--- a/examples/本地验收报告/管理员综合督办报告.docx
+++ b/examples/本地验收报告/管理员综合督办报告.docx
@@ -12,7 +12,12 @@
     </w:p>
     <w:p>
       <w:r>
-        <w:t>生成时间：2026-10-17T15:08:09+08:00</w:t>
+        <w:t>生成时间：2026-10-17T15:27:05+08:00</w:t>
+      </w:r>
+    </w:p>
+    <w:p>
+      <w:r>
+        <w:t>研判来源提示：包含模拟或未经真实宿主调用核验的结构化研判结果，不代表已验证真实大模型分析。</w:t>
       </w:r>
     </w:p>
     <w:p>
@@ -25,7 +30,7 @@
     </w:p>
     <w:p>
       <w:r>
-        <w:t>当前共有任务8项，已完成1项，在办6项，已取消1项。完成率14.29%，按期完成率100.00%。当前逾期1项，高风险0项，受阻1项。</w:t>
+        <w:t>当前共有任务4项，已完成0项，在办4项，已取消0项。完成率0.00%，按期完成率无可计算数据。当前逾期0项，高风险1项，受阻1项。</w:t>
       </w:r>
     </w:p>
     <w:p>
@@ -74,42 +79,22 @@
     </w:p>
     <w:p>
       <w:r>
-        <w:t>【办理中】测试园区扩容（责任人：待配置；原截止日期：2026-10-20）：尚无进展反馈。</w:t>
+        <w:t>【未开始】测试原生市场部交付（责任人：待配置；原截止日期：2026-10-20）：测试初始进展。</w:t>
       </w:r>
     </w:p>
     <w:p>
       <w:r>
-        <w:t>【未开始】测试客户走访（责任人：待配置；原截止日期：2026-10-19）：尚无进展反馈。</w:t>
+        <w:t>【未开始】测试原生网络部交付（责任人：待配置；原截止日期：2026-10-20）：测试初始进展。</w:t>
       </w:r>
     </w:p>
     <w:p>
       <w:r>
-        <w:t>【受阻】测试企业专线交付（责任人：待配置；原截止日期：2026-10-16）：两处资源不足。</w:t>
+        <w:t>【未开始】测试原生综合部交付（责任人：待配置；原截止日期：2026-10-20）：测试初始进展。</w:t>
       </w:r>
     </w:p>
     <w:p>
       <w:r>
-        <w:t>【办理中】测试渠道走访（责任人：待配置；原截止日期：2026-10-24）：尚无进展反馈。</w:t>
-      </w:r>
-    </w:p>
-    <w:p>
-      <w:r>
-        <w:t>【未开始】测试并发事项0（责任人：待配置；原截止日期：2026-11-16）：尚无进展反馈。</w:t>
-      </w:r>
-    </w:p>
-    <w:p>
-      <w:r>
-        <w:t>【未开始】测试并发事项1（责任人：待配置；原截止日期：2026-11-16）：尚无进展反馈。</w:t>
-      </w:r>
-    </w:p>
-    <w:p>
-      <w:r>
-        <w:t>【已完成】测试流程材料（责任人：待配置；原截止日期：2026-10-18）：材料已归档。</w:t>
-      </w:r>
-    </w:p>
-    <w:p>
-      <w:r>
-        <w:t>【已取消】测试取消事项（责任人：待配置；原截止日期：2026-10-18）：已取消。</w:t>
+        <w:t>【受阻】测试原生政企部交付（责任人：待配置；原截止日期：2026-10-20）：资源不足。</w:t>
       </w:r>
     </w:p>
     <w:p>
@@ -125,17 +110,42 @@
         <w:pStyle w:val="Heading2"/>
       </w:pPr>
       <w:r>
-        <w:t>测试企业专线交付</w:t>
+        <w:t>测试原生政企部交付</w:t>
       </w:r>
     </w:p>
     <w:p>
       <w:r>
-        <w:t>最新进展：两处资源不足；已报告问题：未反馈</w:t>
+        <w:t>最新进展：资源不足；已报告问题：未反馈</w:t>
       </w:r>
     </w:p>
     <w:p>
       <w:r>
-        <w:t>尚未取得宿主AI的有效研判结果，请先执行风险扫描。</w:t>
+        <w:t>记录事实：资源不足</w:t>
+      </w:r>
+    </w:p>
+    <w:p>
+      <w:r>
+        <w:t>待核实可能原因：脚本化模拟：资源依赖待核实</w:t>
+      </w:r>
+    </w:p>
+    <w:p>
+      <w:r>
+        <w:t>可核对依据：资源不足</w:t>
+      </w:r>
+    </w:p>
+    <w:p>
+      <w:r>
+        <w:t>具体措施：脚本化模拟建议：确认交付安排</w:t>
+      </w:r>
+    </w:p>
+    <w:p>
+      <w:r>
+        <w:t>需协调事项：网络部</w:t>
+      </w:r>
+    </w:p>
+    <w:p>
+      <w:r>
+        <w:t>下一阶段跟踪：脚本化模拟：下次反馈</w:t>
       </w:r>
     </w:p>
     <w:p>
@@ -148,32 +158,22 @@
     </w:p>
     <w:p>
       <w:r>
-        <w:t>测试园区扩容：协调事项：尚未有效研判；整改建议：尚未有效研判；下阶段重点：核实最新进展与实际阻塞事项。</w:t>
+        <w:t>测试原生市场部交付：协调事项：尚未有效研判；整改建议：脚本化模拟建议：确认交付安排；下阶段重点：脚本化模拟：下次反馈。</w:t>
       </w:r>
     </w:p>
     <w:p>
       <w:r>
-        <w:t>测试客户走访：协调事项：尚未有效研判；整改建议：尚未有效研判；下阶段重点：核实最新进展与实际阻塞事项。</w:t>
+        <w:t>测试原生网络部交付：协调事项：尚未有效研判；整改建议：脚本化模拟建议：确认交付安排；下阶段重点：脚本化模拟：下次反馈。</w:t>
       </w:r>
     </w:p>
     <w:p>
       <w:r>
-        <w:t>测试企业专线交付：协调事项：尚未有效研判；整改建议：尚未有效研判；下阶段重点：核实最新进展与实际阻塞事项。</w:t>
+        <w:t>测试原生综合部交付：协调事项：尚未有效研判；整改建议：脚本化模拟建议：确认交付安排；下阶段重点：脚本化模拟：下次反馈。</w:t>
       </w:r>
     </w:p>
     <w:p>
       <w:r>
-        <w:t>测试渠道走访：协调事项：尚未有效研判；整改建议：尚未有效研判；下阶段重点：核实最新进展与实际阻塞事项。</w:t>
-      </w:r>
-    </w:p>
-    <w:p>
-      <w:r>
-        <w:t>测试并发事项0：协调事项：尚未有效研判；整改建议：尚未有效研判；下阶段重点：核实最新进展与实际阻塞事项。</w:t>
-      </w:r>
-    </w:p>
-    <w:p>
-      <w:r>
-        <w:t>测试并发事项1：协调事项：尚未有效研判；整改建议：尚未有效研判；下阶段重点：核实最新进展与实际阻塞事项。</w:t>
+        <w:t>测试原生政企部交付：协调事项：网络部；整改建议：脚本化模拟建议：确认交付安排；下阶段重点：脚本化模拟：下次反馈。</w:t>
       </w:r>
     </w:p>
     <w:p>
@@ -181,7 +181,38 @@
         <w:pStyle w:val="Heading1"/>
       </w:pPr>
       <w:r>
-        <w:t>五、协办及统计明细</w:t>
+        <w:t>五、MobileWork智能复盘</w:t>
+      </w:r>
+    </w:p>
+    <w:p>
+      <w:r>
+        <w:t>以下为模拟或未经宿主实际调用核验的复盘内容，不能作为真实模型验收证据。</w:t>
+      </w:r>
+    </w:p>
+    <w:p>
+      <w:pPr>
+        <w:pStyle w:val="Heading2"/>
+      </w:pPr>
+      <w:r>
+        <w:t>主要进展</w:t>
+      </w:r>
+    </w:p>
+    <w:p>
+      <w:r>
+        <w:t>脚本化模拟复盘：测试原生市场部交付；测试初始进展</w:t>
+      </w:r>
+    </w:p>
+    <w:p>
+      <w:r>
+        <w:t>依据：测试初始进展</w:t>
+      </w:r>
+    </w:p>
+    <w:p>
+      <w:pPr>
+        <w:pStyle w:val="Heading1"/>
+      </w:pPr>
+      <w:r>
+        <w:t>六、协办及统计明细</w:t>
       </w:r>
     </w:p>
     <w:tbl>
@@ -297,7 +328,7 @@
           </w:tcPr>
           <w:p>
             <w:r>
-              <w:t>2</w:t>
+              <w:t>1</w:t>
             </w:r>
           </w:p>
         </w:tc>
@@ -317,7 +348,7 @@
           </w:tcPr>
           <w:p>
             <w:r>
-              <w:t>1</w:t>
+              <w:t>0</w:t>
             </w:r>
           </w:p>
         </w:tc>
@@ -381,7 +412,7 @@
           </w:tcPr>
           <w:p>
             <w:r>
-              <w:t>4</w:t>
+              <w:t>1</w:t>
             </w:r>
           </w:p>
         </w:tc>
@@ -391,7 +422,7 @@
           </w:tcPr>
           <w:p>
             <w:r>
-              <w:t>1</w:t>
+              <w:t>0</w:t>
             </w:r>
           </w:p>
         </w:tc>
